--- a/templates/minutes.docx
+++ b/templates/minutes.docx
@@ -4,6 +4,9 @@
   <w:body>
     <w:p>
       <w:pPr>
+        <w:pBdr>
+          <w:bottom w:val="single" w:sz="6" w:space="6" w:color="000000"/>
+        </w:pBdr>
         <w:jc w:val="center"/>
         <w:spacing w:before="0" w:after="240" w:line="300" w:lineRule="auto"/>
         <w:rPr>
@@ -169,7 +172,7 @@
           <w:sz w:val="21"/>
           <w:szCs w:val="21"/>
         </w:rPr>
-        <w:t xml:space="preserve">　議長は、本店所在地を変更するため、定款第○条を変更し、本店を{new_minimum_district}に置く旨を提案し、審議の結果、満場一致をもって承認可決した。</w:t>
+        <w:t xml:space="preserve">　議長は、本店所在地を変更するため、定款中の本店の所在地に関する規定を変更し、本店を{new_minimum_district}に置く旨を提案し、審議の結果、満場一致をもって承認可決した。</w:t>
       </w:r>
     </w:p>
     <w:p>

--- a/templates/minutes.docx
+++ b/templates/minutes.docx
@@ -172,7 +172,7 @@
           <w:sz w:val="21"/>
           <w:szCs w:val="21"/>
         </w:rPr>
-        <w:t xml:space="preserve">　議長は、本店所在地を変更するため、定款中の本店の所在地に関する規定を変更し、本店を{new_minimum_district}に置く旨を提案し、審議の結果、満場一致をもって承認可決した。</w:t>
+        <w:t xml:space="preserve">　議長は、本店所在地を変更するため、定款第{articles_clause}条を変更し、本店を{new_minimum_district}に置く旨を提案し、審議の結果、満場一致をもって承認可決した。</w:t>
       </w:r>
     </w:p>
     <w:p>
